--- a/KompasTematy.docx
+++ b/KompasTematy.docx
@@ -1448,6 +1448,7 @@
                 <w:rFonts w:ascii="Constantia" w:hAnsi="Constantia"/>
                 <w:sz w:val="24"/>
                 <w:szCs w:val="24"/>
+                <w:highlight w:val="yellow"/>
               </w:rPr>
               <w:t>Wejście do strefy EURO</w:t>
             </w:r>
@@ -4150,6 +4151,7 @@
                 <w:rFonts w:ascii="Constantia" w:hAnsi="Constantia"/>
                 <w:sz w:val="24"/>
                 <w:szCs w:val="24"/>
+                <w:highlight w:val="yellow"/>
               </w:rPr>
               <w:t>Hodowla zwierząt futerkowych</w:t>
             </w:r>
@@ -4822,6 +4824,7 @@
                 <w:rFonts w:ascii="Constantia" w:hAnsi="Constantia"/>
                 <w:sz w:val="24"/>
                 <w:szCs w:val="24"/>
+                <w:highlight w:val="yellow"/>
               </w:rPr>
               <w:t>Prywatyzacja służby zdrowia</w:t>
             </w:r>
